--- a/plans/5th Grade Technology/5th Grade Monthly Planning/3rd Trimester/5° Technology - September.docx
+++ b/plans/5th Grade Technology/5th Grade Monthly Planning/3rd Trimester/5° Technology - September.docx
@@ -331,11 +331,11 @@
             <w:r>
               <w:t>Competences:</w:t>
               <w:br/>
-              <w:t>• Organize information with forms, fields, records, data cards, rows, columns, sorting, and grouping.</w:t>
-              <w:br/>
-              <w:t>• Compare paper databases and computer-style tables using simple evidence.</w:t>
-              <w:br/>
-              <w:t>• Answer questions from organized data using clear field, record, sort, group, filter, and value language.</w:t>
+              <w:t>Organize STEM project information with forms, fields, records, data cards, rows, columns, sorting, and grouping.</w:t>
+              <w:br/>
+              <w:t>Compare paper databases and computer-style tables using simple evidence.</w:t>
+              <w:br/>
+              <w:t>Answer questions from organized data using clear field, record, sort, group, filter, and value language.</w:t>
             </w:r>
           </w:p>
         </w:tc>
@@ -350,11 +350,11 @@
             <w:r>
               <w:t>Learning Objectives:</w:t>
               <w:br/>
-              <w:t>• Create data cards from a classroom-safe form and label fields and records.</w:t>
-              <w:br/>
-              <w:t>• Sort and group data cards by different fields or values.</w:t>
-              <w:br/>
-              <w:t>• Use a paper table or approved tool to search, filter, and answer simple data questions.</w:t>
+              <w:t>Create data cards from Interactive Routine STEM Project information and label fields and records.</w:t>
+              <w:br/>
+              <w:t>Sort and group data cards by different fields or values.</w:t>
+              <w:br/>
+              <w:t>Use a paper table or approved tool to search, filter, and answer simple data questions.</w:t>
             </w:r>
           </w:p>
         </w:tc>
@@ -369,11 +369,11 @@
             <w:r>
               <w:t>Learning Outcomes:</w:t>
               <w:br/>
-              <w:t>• Complete Summative Activity #1: fields, records, and sorting check.</w:t>
-              <w:br/>
-              <w:t>• Complete formative paper database creation, card sorting, computer-style table practice, and search practice.</w:t>
-              <w:br/>
-              <w:t>• Use database vocabulary in notebook evidence and short explanations.</w:t>
+              <w:t>Complete Summative Activity #1: STEM project fields, records, and sorting check.</w:t>
+              <w:br/>
+              <w:t>Complete formative paper database creation, card sorting, computer-style table practice, and search practice.</w:t>
+              <w:br/>
+              <w:t>Use database vocabulary in notebook evidence and short explanations.</w:t>
             </w:r>
           </w:p>
         </w:tc>
@@ -551,7 +551,7 @@
               </w:rPr>
               <w:t>Topic:</w:t>
               <w:br/>
-              <w:t>Forms, Fields, and Records</w:t>
+              <w:t>STEM Fields and Records</w:t>
               <w:br/>
               <w:t>Pre-Activities:</w:t>
               <w:br/>
@@ -563,17 +563,17 @@
               <w:br/>
               <w:t>Match database words with examples: field = category, record = one complete item, form = place to enter data, data = information.</w:t>
               <w:br/>
-              <w:t>Answer one question about why people organize information.</w:t>
+              <w:t>Answer one question about why people organize STEM project information.</w:t>
               <w:br/>
               <w:t>While-Activities:</w:t>
               <w:br/>
-              <w:t>Fill out a simple paper form about a safe classroom topic, such as favorite school activity, preferred reading genre, or classroom supply count.</w:t>
+              <w:t>Fill out a simple paper form about the Interactive Routine STEM Project with fields such as input, condition, output, test result, and improvement.</w:t>
               <w:br/>
               <w:t>Label the fields and records in the example.</w:t>
               <w:br/>
               <w:t>Post-Activities:</w:t>
               <w:br/>
-              <w:t>Share one field from your form.</w:t>
+              <w:t>Share one STEM project field.</w:t>
               <w:br/>
               <w:t>Write one reason forms help organize data.</w:t>
               <w:br/>
@@ -735,7 +735,7 @@
               </w:rPr>
               <w:t>Topic:</w:t>
               <w:br/>
-              <w:t>Create a Paper Database</w:t>
+              <w:t>Create STEM Project Data Cards</w:t>
               <w:br/>
               <w:t>Pre-Activities:</w:t>
               <w:br/>
@@ -747,11 +747,11 @@
               <w:br/>
               <w:t>Review field and record examples.</w:t>
               <w:br/>
-              <w:t>Choose a classroom-safe topic for data cards.</w:t>
+              <w:t>Choose classroom-safe STEM project data cards.</w:t>
               <w:br/>
               <w:t>While-Activities:</w:t>
               <w:br/>
-              <w:t>Create a small set of at least 6 data cards using the same fields.</w:t>
+              <w:t>Create a small set of at least 6 STEM project data cards using the same fields.</w:t>
               <w:br/>
               <w:t>Check that every card has complete information.</w:t>
               <w:br/>
@@ -1217,161 +1217,161 @@
                 <w:szCs w:val="24"/>
               </w:rPr>
               <w:t>Topic:</w:t>
-            </w:r>
-            <w:r>
-              <w:rPr>
-                <w:sz w:val="24"/>
-                <w:szCs w:val="24"/>
-              </w:rPr>
-              <w:br/>
-              <w:t>Fields, Records, and Sorting Check</w:t>
-            </w:r>
-            <w:r>
-              <w:rPr>
-                <w:sz w:val="24"/>
-                <w:szCs w:val="24"/>
-              </w:rPr>
-              <w:br/>
-            </w:r>
-            <w:r>
-              <w:rPr>
-                <w:b/>
-                <w:sz w:val="24"/>
-                <w:szCs w:val="24"/>
-              </w:rPr>
+              <w:br/>
+              <w:t>STEM Fields, Records, and Sorting Check</w:t>
+              <w:br/>
               <w:t>Pre-Activities:</w:t>
-            </w:r>
-            <w:r>
-              <w:rPr>
-                <w:sz w:val="24"/>
-                <w:szCs w:val="24"/>
-              </w:rPr>
-              <w:br/>
-            </w:r>
-            <w:r>
-              <w:rPr>
-                <w:b/>
-                <w:sz w:val="24"/>
-                <w:szCs w:val="24"/>
-              </w:rPr>
+              <w:br/>
               <w:t>Practice Keywords:</w:t>
-            </w:r>
-            <w:r>
-              <w:rPr>
-                <w:sz w:val="24"/>
-                <w:szCs w:val="24"/>
-              </w:rPr>
               <w:br/>
               <w:t>field: one category of information</w:t>
-            </w:r>
-            <w:r>
-              <w:rPr>
-                <w:sz w:val="24"/>
-                <w:szCs w:val="24"/>
-              </w:rPr>
               <w:br/>
               <w:t>record: one row or item in a database</w:t>
-            </w:r>
-            <w:r>
-              <w:rPr>
-                <w:sz w:val="24"/>
-                <w:szCs w:val="24"/>
-              </w:rPr>
               <w:br/>
               <w:t>Review field, record, sort, group, and question.</w:t>
-            </w:r>
-            <w:r>
-              <w:rPr>
-                <w:sz w:val="24"/>
-                <w:szCs w:val="24"/>
-              </w:rPr>
               <w:br/>
               <w:t>Practice one sorting example.</w:t>
-            </w:r>
-            <w:r>
-              <w:rPr>
-                <w:sz w:val="24"/>
-                <w:szCs w:val="24"/>
-              </w:rPr>
-              <w:br/>
-            </w:r>
-            <w:r>
-              <w:rPr>
-                <w:b/>
-                <w:sz w:val="24"/>
-                <w:szCs w:val="24"/>
-              </w:rPr>
+              <w:br/>
               <w:t>While-Activities:</w:t>
-            </w:r>
-            <w:r>
-              <w:rPr>
-                <w:sz w:val="24"/>
-                <w:szCs w:val="24"/>
-              </w:rPr>
-              <w:br/>
-              <w:t>Complete Summative Activity #1 (Summative): Organize 12 data cards, label 4 fields, identify 3 records, sort the cards by one field, group them by one value, and answer 3 questions using the data.</w:t>
-            </w:r>
-            <w:r>
-              <w:rPr>
-                <w:sz w:val="24"/>
-                <w:szCs w:val="24"/>
-              </w:rPr>
+              <w:br/>
+              <w:t>Complete Summative Activity #1 (Summative): Organize 12 STEM project data cards, label 4 fields, identify 3 records, sort the cards by one field, group them by one value, and answer 3 questions using the data.</w:t>
               <w:br/>
               <w:t>Check that each answer uses evidence from the cards.</w:t>
-            </w:r>
-            <w:r>
-              <w:rPr>
-                <w:sz w:val="24"/>
-                <w:szCs w:val="24"/>
-              </w:rPr>
-              <w:br/>
-            </w:r>
-            <w:r>
-              <w:rPr>
-                <w:b/>
-                <w:sz w:val="24"/>
-                <w:szCs w:val="24"/>
-              </w:rPr>
+              <w:br/>
               <w:t>Post-Activities:</w:t>
-            </w:r>
-            <w:r>
-              <w:rPr>
-                <w:sz w:val="24"/>
-                <w:szCs w:val="24"/>
-              </w:rPr>
               <w:br/>
               <w:t>Submit your sorting check.</w:t>
-            </w:r>
-            <w:r>
-              <w:rPr>
-                <w:sz w:val="24"/>
-                <w:szCs w:val="24"/>
-              </w:rPr>
               <w:br/>
               <w:t>Write one database word you understand well.</w:t>
-            </w:r>
-            <w:r>
-              <w:rPr>
-                <w:sz w:val="24"/>
-                <w:szCs w:val="24"/>
-              </w:rPr>
-              <w:br/>
-            </w:r>
-            <w:r>
-              <w:rPr>
-                <w:b/>
-                <w:sz w:val="24"/>
-                <w:szCs w:val="24"/>
-              </w:rPr>
+              <w:br/>
               <w:t>Resources:</w:t>
-            </w:r>
-            <w:r>
-              <w:rPr>
-                <w:sz w:val="24"/>
-                <w:szCs w:val="24"/>
-              </w:rPr>
               <w:br/>
               <w:t>notebook, forms, data cards, sorting checklist.</w:t>
+            </w:r>
+            <w:r>
+              <w:rPr>
+                <w:sz w:val="24"/>
+                <w:szCs w:val="24"/>
+              </w:rPr>
+            </w:r>
+            <w:r>
+              <w:rPr>
+                <w:sz w:val="24"/>
+                <w:szCs w:val="24"/>
+              </w:rPr>
+            </w:r>
+            <w:r>
+              <w:rPr>
+                <w:b/>
+                <w:sz w:val="24"/>
+                <w:szCs w:val="24"/>
+              </w:rPr>
+            </w:r>
+            <w:r>
+              <w:rPr>
+                <w:sz w:val="24"/>
+                <w:szCs w:val="24"/>
+              </w:rPr>
+            </w:r>
+            <w:r>
+              <w:rPr>
+                <w:b/>
+                <w:sz w:val="24"/>
+                <w:szCs w:val="24"/>
+              </w:rPr>
+            </w:r>
+            <w:r>
+              <w:rPr>
+                <w:sz w:val="24"/>
+                <w:szCs w:val="24"/>
+              </w:rPr>
+            </w:r>
+            <w:r>
+              <w:rPr>
+                <w:sz w:val="24"/>
+                <w:szCs w:val="24"/>
+              </w:rPr>
+            </w:r>
+            <w:r>
+              <w:rPr>
+                <w:sz w:val="24"/>
+                <w:szCs w:val="24"/>
+              </w:rPr>
+            </w:r>
+            <w:r>
+              <w:rPr>
+                <w:sz w:val="24"/>
+                <w:szCs w:val="24"/>
+              </w:rPr>
+            </w:r>
+            <w:r>
+              <w:rPr>
+                <w:sz w:val="24"/>
+                <w:szCs w:val="24"/>
+              </w:rPr>
+            </w:r>
+            <w:r>
+              <w:rPr>
+                <w:b/>
+                <w:sz w:val="24"/>
+                <w:szCs w:val="24"/>
+              </w:rPr>
+            </w:r>
+            <w:r>
+              <w:rPr>
+                <w:sz w:val="24"/>
+                <w:szCs w:val="24"/>
+              </w:rPr>
+            </w:r>
+            <w:r>
+              <w:rPr>
+                <w:sz w:val="24"/>
+                <w:szCs w:val="24"/>
+              </w:rPr>
+            </w:r>
+            <w:r>
+              <w:rPr>
+                <w:sz w:val="24"/>
+                <w:szCs w:val="24"/>
+              </w:rPr>
+            </w:r>
+            <w:r>
+              <w:rPr>
+                <w:b/>
+                <w:sz w:val="24"/>
+                <w:szCs w:val="24"/>
+              </w:rPr>
+            </w:r>
+            <w:r>
+              <w:rPr>
+                <w:sz w:val="24"/>
+                <w:szCs w:val="24"/>
+              </w:rPr>
+            </w:r>
+            <w:r>
+              <w:rPr>
+                <w:sz w:val="24"/>
+                <w:szCs w:val="24"/>
+              </w:rPr>
+            </w:r>
+            <w:r>
+              <w:rPr>
+                <w:sz w:val="24"/>
+                <w:szCs w:val="24"/>
+              </w:rPr>
+            </w:r>
+            <w:r>
+              <w:rPr>
+                <w:b/>
+                <w:sz w:val="24"/>
+                <w:szCs w:val="24"/>
+              </w:rPr>
+            </w:r>
+            <w:r>
+              <w:rPr>
+                <w:sz w:val="24"/>
+                <w:szCs w:val="24"/>
+              </w:rPr>
             </w:r>
           </w:p>
         </w:tc>
